--- a/Wk8AssgnAdhikariR.docx
+++ b/Wk8AssgnAdhikariR.docx
@@ -5,7 +5,11 @@
     <w:sdt>
       <w:sdtPr>
         <w:rPr>
+          <w:rFonts w:ascii="Times New Roman" w:eastAsia="Times New Roman" w:hAnsi="Times New Roman" w:cs="Times New Roman"/>
           <w:color w:val="4472C4" w:themeColor="accent1"/>
+          <w:sz w:val="24"/>
+          <w:szCs w:val="24"/>
+          <w:lang w:eastAsia="en-US"/>
         </w:rPr>
         <w:id w:val="764811748"/>
         <w:docPartObj>
@@ -15,13 +19,9 @@
       </w:sdtPr>
       <w:sdtEndPr>
         <w:rPr>
-          <w:rFonts w:ascii="Times New Roman" w:eastAsia="Times New Roman" w:hAnsi="Times New Roman" w:cs="Times New Roman"/>
           <w:b/>
           <w:bCs/>
           <w:color w:val="auto"/>
-          <w:sz w:val="24"/>
-          <w:szCs w:val="24"/>
-          <w:lang w:eastAsia="en-US"/>
         </w:rPr>
       </w:sdtEndPr>
       <w:sdtContent>
@@ -89,6 +89,28 @@
             <w:br/>
             <w:t>Walden University</w:t>
           </w:r>
+        </w:p>
+        <w:p>
+          <w:pPr>
+            <w:pStyle w:val="NoSpacing"/>
+            <w:spacing w:after="240" w:line="480" w:lineRule="auto"/>
+            <w:jc w:val="center"/>
+            <w:rPr>
+              <w:rFonts w:ascii="Times New Roman" w:hAnsi="Times New Roman" w:cs="Times New Roman"/>
+              <w:color w:val="000000" w:themeColor="text1"/>
+              <w:sz w:val="48"/>
+              <w:szCs w:val="48"/>
+            </w:rPr>
+          </w:pPr>
+          <w:r>
+            <w:rPr>
+              <w:rFonts w:ascii="Times New Roman" w:hAnsi="Times New Roman" w:cs="Times New Roman"/>
+              <w:color w:val="000000" w:themeColor="text1"/>
+              <w:sz w:val="48"/>
+              <w:szCs w:val="48"/>
+            </w:rPr>
+            <w:t>NURS-6451</w:t>
+          </w:r>
           <w:r>
             <w:rPr>
               <w:rFonts w:ascii="Times New Roman" w:hAnsi="Times New Roman" w:cs="Times New Roman"/>
@@ -106,16 +128,7 @@
               <w:sz w:val="48"/>
               <w:szCs w:val="48"/>
             </w:rPr>
-            <w:t>0</w:t>
-          </w:r>
-          <w:r>
-            <w:rPr>
-              <w:rFonts w:ascii="Times New Roman" w:hAnsi="Times New Roman" w:cs="Times New Roman"/>
-              <w:color w:val="000000" w:themeColor="text1"/>
-              <w:sz w:val="48"/>
-              <w:szCs w:val="48"/>
-            </w:rPr>
-            <w:t>4</w:t>
+            <w:t>04</w:t>
           </w:r>
           <w:r>
             <w:rPr>
@@ -221,217 +234,168 @@
           <w:color w:val="000000" w:themeColor="text1"/>
         </w:rPr>
       </w:pPr>
-    </w:p>
-    <w:p>
-      <w:pPr>
-        <w:spacing w:before="100" w:beforeAutospacing="1" w:after="100" w:afterAutospacing="1" w:line="480" w:lineRule="auto"/>
+      <w:r>
         <w:rPr>
           <w:b/>
           <w:bCs/>
           <w:color w:val="000000" w:themeColor="text1"/>
         </w:rPr>
-      </w:pPr>
-      <w:r>
+        <w:lastRenderedPageBreak/>
+        <w:t>Topic: Evaluation Plan Project: Tools For Evaluation</w:t>
+      </w:r>
+    </w:p>
+    <w:p>
+      <w:pPr>
+        <w:spacing w:before="100" w:beforeAutospacing="1" w:after="100" w:afterAutospacing="1" w:line="480" w:lineRule="auto"/>
         <w:rPr>
           <w:b/>
           <w:bCs/>
           <w:color w:val="000000" w:themeColor="text1"/>
         </w:rPr>
-        <w:lastRenderedPageBreak/>
-        <w:t>Introduction</w:t>
-      </w:r>
-    </w:p>
-    <w:p>
-      <w:pPr>
-        <w:spacing w:before="100" w:beforeAutospacing="1" w:after="100" w:afterAutospacing="1" w:line="480" w:lineRule="auto"/>
-        <w:rPr>
-          <w:color w:val="000000" w:themeColor="text1"/>
-          <w:shd w:val="clear" w:color="auto" w:fill="FFFFFF"/>
-        </w:rPr>
-      </w:pPr>
-      <w:r>
-        <w:rPr>
-          <w:color w:val="000000" w:themeColor="text1"/>
-        </w:rPr>
-        <w:t xml:space="preserve">The </w:t>
-      </w:r>
-      <w:r>
-        <w:rPr>
-          <w:color w:val="000000" w:themeColor="text1"/>
-        </w:rPr>
-        <w:t xml:space="preserve">University </w:t>
-      </w:r>
-      <w:r>
-        <w:rPr>
-          <w:color w:val="000000" w:themeColor="text1"/>
-        </w:rPr>
-        <w:t>H</w:t>
-      </w:r>
-      <w:r>
-        <w:rPr>
-          <w:color w:val="000000" w:themeColor="text1"/>
-        </w:rPr>
-        <w:t>ospital project was designed to launch in three phases: B-plate replacement, medication tracking</w:t>
-      </w:r>
-      <w:r>
-        <w:rPr>
-          <w:color w:val="000000" w:themeColor="text1"/>
-        </w:rPr>
-        <w:t>,</w:t>
-      </w:r>
-      <w:r>
-        <w:rPr>
-          <w:color w:val="000000" w:themeColor="text1"/>
-        </w:rPr>
-        <w:t xml:space="preserve"> and </w:t>
-      </w:r>
-      <w:r>
-        <w:rPr>
-          <w:color w:val="000000" w:themeColor="text1"/>
-        </w:rPr>
-        <w:t>lab specimens</w:t>
-      </w:r>
-      <w:r>
-        <w:rPr>
-          <w:color w:val="000000" w:themeColor="text1"/>
-        </w:rPr>
-        <w:t>,</w:t>
-      </w:r>
-      <w:r>
-        <w:rPr>
-          <w:color w:val="000000" w:themeColor="text1"/>
-        </w:rPr>
-        <w:t xml:space="preserve"> </w:t>
-      </w:r>
-      <w:r>
-        <w:rPr>
-          <w:color w:val="000000" w:themeColor="text1"/>
-        </w:rPr>
-        <w:t xml:space="preserve">following this, </w:t>
-      </w:r>
-      <w:r>
-        <w:rPr>
-          <w:color w:val="000000" w:themeColor="text1"/>
-        </w:rPr>
-        <w:t>expand</w:t>
-      </w:r>
-      <w:r>
-        <w:rPr>
-          <w:color w:val="000000" w:themeColor="text1"/>
-        </w:rPr>
-        <w:t xml:space="preserve">ing </w:t>
-      </w:r>
-      <w:r>
-        <w:rPr>
-          <w:color w:val="000000" w:themeColor="text1"/>
-        </w:rPr>
-        <w:t xml:space="preserve">the system to track equipment, and mother/baby identification. There were multiple implementation challenges despite a clear improvement need. </w:t>
-      </w:r>
-      <w:r>
-        <w:rPr>
-          <w:color w:val="000000" w:themeColor="text1"/>
-        </w:rPr>
-        <w:t>T</w:t>
-      </w:r>
-      <w:r>
-        <w:rPr>
-          <w:color w:val="000000" w:themeColor="text1"/>
-        </w:rPr>
-        <w:t>herefore, t</w:t>
-      </w:r>
-      <w:r>
-        <w:rPr>
-          <w:color w:val="000000" w:themeColor="text1"/>
-        </w:rPr>
-        <w:t xml:space="preserve">o provide a better direction for this multi-phased complex project, the Kirkpatrick Model can be used as an evaluation tool. </w:t>
-      </w:r>
-      <w:r>
-        <w:rPr>
-          <w:color w:val="000000" w:themeColor="text1"/>
-          <w:shd w:val="clear" w:color="auto" w:fill="FFFFFF"/>
-        </w:rPr>
-        <w:t>Th</w:t>
-      </w:r>
-      <w:r>
-        <w:rPr>
-          <w:color w:val="000000" w:themeColor="text1"/>
-          <w:shd w:val="clear" w:color="auto" w:fill="FFFFFF"/>
-        </w:rPr>
-        <w:t xml:space="preserve">e </w:t>
-      </w:r>
-      <w:r>
-        <w:rPr>
-          <w:color w:val="000000" w:themeColor="text1"/>
-          <w:shd w:val="clear" w:color="auto" w:fill="FFFFFF"/>
-        </w:rPr>
-        <w:t xml:space="preserve">review </w:t>
-      </w:r>
-      <w:r>
-        <w:rPr>
-          <w:color w:val="000000" w:themeColor="text1"/>
-          <w:shd w:val="clear" w:color="auto" w:fill="FFFFFF"/>
-        </w:rPr>
-        <w:t xml:space="preserve">done by Miranda, F et al (2025) </w:t>
-      </w:r>
-      <w:r>
-        <w:rPr>
-          <w:color w:val="000000" w:themeColor="text1"/>
-          <w:shd w:val="clear" w:color="auto" w:fill="FFFFFF"/>
-        </w:rPr>
-        <w:t>show</w:t>
-      </w:r>
-      <w:r>
-        <w:rPr>
-          <w:color w:val="000000" w:themeColor="text1"/>
-          <w:shd w:val="clear" w:color="auto" w:fill="FFFFFF"/>
-        </w:rPr>
-        <w:t>ed</w:t>
-      </w:r>
-      <w:r>
-        <w:rPr>
-          <w:color w:val="000000" w:themeColor="text1"/>
-          <w:shd w:val="clear" w:color="auto" w:fill="FFFFFF"/>
-        </w:rPr>
-        <w:t xml:space="preserve"> that the Kirkpatrick has been </w:t>
-      </w:r>
-      <w:r>
-        <w:rPr>
-          <w:color w:val="000000" w:themeColor="text1"/>
-          <w:shd w:val="clear" w:color="auto" w:fill="FFFFFF"/>
-        </w:rPr>
-        <w:t xml:space="preserve">used in nurse training evaluation and other areas of health with a result of consistency in compliance and positive results at all levels in different types of training interventions. </w:t>
-      </w:r>
-      <w:r>
-        <w:rPr>
-          <w:color w:val="000000" w:themeColor="text1"/>
-        </w:rPr>
-        <w:t xml:space="preserve">This paper covers the Kirkpatrick model, the rationale for selecting the model, and a plan for utilizing the tool. </w:t>
-      </w:r>
-    </w:p>
-    <w:p>
-      <w:pPr>
-        <w:spacing w:before="100" w:beforeAutospacing="1" w:after="100" w:afterAutospacing="1" w:line="480" w:lineRule="auto"/>
+      </w:pPr>
+      <w:r>
         <w:rPr>
           <w:b/>
           <w:bCs/>
           <w:color w:val="000000" w:themeColor="text1"/>
         </w:rPr>
-      </w:pPr>
-      <w:r>
+        <w:t>Introduction</w:t>
+      </w:r>
+    </w:p>
+    <w:p>
+      <w:pPr>
+        <w:spacing w:before="100" w:beforeAutospacing="1" w:after="100" w:afterAutospacing="1" w:line="480" w:lineRule="auto"/>
+        <w:rPr>
+          <w:color w:val="000000" w:themeColor="text1"/>
+          <w:shd w:val="clear" w:color="auto" w:fill="FFFFFF"/>
+        </w:rPr>
+      </w:pPr>
+      <w:r>
+        <w:rPr>
+          <w:color w:val="000000" w:themeColor="text1"/>
+        </w:rPr>
+        <w:t xml:space="preserve">The </w:t>
+      </w:r>
+      <w:r>
+        <w:rPr>
+          <w:color w:val="000000" w:themeColor="text1"/>
+        </w:rPr>
+        <w:t xml:space="preserve">University </w:t>
+      </w:r>
+      <w:r>
+        <w:rPr>
+          <w:color w:val="000000" w:themeColor="text1"/>
+        </w:rPr>
+        <w:t>H</w:t>
+      </w:r>
+      <w:r>
+        <w:rPr>
+          <w:color w:val="000000" w:themeColor="text1"/>
+        </w:rPr>
+        <w:t>ospital project was designed to launch in three phases: B-plate replacement, medication tracking</w:t>
+      </w:r>
+      <w:r>
+        <w:rPr>
+          <w:color w:val="000000" w:themeColor="text1"/>
+        </w:rPr>
+        <w:t>,</w:t>
+      </w:r>
+      <w:r>
+        <w:rPr>
+          <w:color w:val="000000" w:themeColor="text1"/>
+        </w:rPr>
+        <w:t xml:space="preserve"> and </w:t>
+      </w:r>
+      <w:r>
+        <w:rPr>
+          <w:color w:val="000000" w:themeColor="text1"/>
+        </w:rPr>
+        <w:t>lab specimens</w:t>
+      </w:r>
+      <w:r>
+        <w:rPr>
+          <w:color w:val="000000" w:themeColor="text1"/>
+        </w:rPr>
+        <w:t>,</w:t>
+      </w:r>
+      <w:r>
+        <w:rPr>
+          <w:color w:val="000000" w:themeColor="text1"/>
+        </w:rPr>
+        <w:t xml:space="preserve"> </w:t>
+      </w:r>
+      <w:r>
+        <w:rPr>
+          <w:color w:val="000000" w:themeColor="text1"/>
+        </w:rPr>
+        <w:t xml:space="preserve">following this, </w:t>
+      </w:r>
+      <w:r>
+        <w:rPr>
+          <w:color w:val="000000" w:themeColor="text1"/>
+        </w:rPr>
+        <w:t>expand</w:t>
+      </w:r>
+      <w:r>
+        <w:rPr>
+          <w:color w:val="000000" w:themeColor="text1"/>
+        </w:rPr>
+        <w:t xml:space="preserve">ing </w:t>
+      </w:r>
+      <w:r>
+        <w:rPr>
+          <w:color w:val="000000" w:themeColor="text1"/>
+        </w:rPr>
+        <w:t xml:space="preserve">the system to track equipment, and mother/baby identification. There were multiple implementation challenges despite a clear improvement need. </w:t>
+      </w:r>
+      <w:r>
+        <w:rPr>
+          <w:color w:val="000000" w:themeColor="text1"/>
+        </w:rPr>
+        <w:t>T</w:t>
+      </w:r>
+      <w:r>
+        <w:rPr>
+          <w:color w:val="000000" w:themeColor="text1"/>
+        </w:rPr>
+        <w:t>herefore, t</w:t>
+      </w:r>
+      <w:r>
+        <w:rPr>
+          <w:color w:val="000000" w:themeColor="text1"/>
+        </w:rPr>
+        <w:t xml:space="preserve">o provide a better direction for this multi-phased complex project, the Kirkpatrick Model can be used as an evaluation tool. </w:t>
+      </w:r>
+      <w:r>
+        <w:rPr>
+          <w:color w:val="000000" w:themeColor="text1"/>
+          <w:shd w:val="clear" w:color="auto" w:fill="FFFFFF"/>
+        </w:rPr>
+        <w:t xml:space="preserve">The review done by Miranda, F et al (2025) showed that the Kirkpatrick has been used in nurse training evaluation and other areas of health with a result of consistency in compliance and positive results at all levels in different types of training interventions. </w:t>
+      </w:r>
+      <w:r>
+        <w:rPr>
+          <w:color w:val="000000" w:themeColor="text1"/>
+        </w:rPr>
+        <w:t xml:space="preserve">This paper covers the Kirkpatrick model, the rationale for selecting the model, and a plan for utilizing the tool. </w:t>
+      </w:r>
+    </w:p>
+    <w:p>
+      <w:pPr>
+        <w:spacing w:before="100" w:beforeAutospacing="1" w:after="100" w:afterAutospacing="1" w:line="480" w:lineRule="auto"/>
         <w:rPr>
           <w:b/>
           <w:bCs/>
           <w:color w:val="000000" w:themeColor="text1"/>
         </w:rPr>
-        <w:t>Rational</w:t>
-      </w:r>
+      </w:pPr>
       <w:r>
         <w:rPr>
           <w:b/>
           <w:bCs/>
           <w:color w:val="000000" w:themeColor="text1"/>
         </w:rPr>
-        <w:t>e</w:t>
+        <w:t>Rational</w:t>
       </w:r>
       <w:r>
         <w:rPr>
@@ -439,7 +403,7 @@
           <w:bCs/>
           <w:color w:val="000000" w:themeColor="text1"/>
         </w:rPr>
-        <w:t xml:space="preserve"> </w:t>
+        <w:t>e</w:t>
       </w:r>
       <w:r>
         <w:rPr>
@@ -447,39 +411,7 @@
           <w:bCs/>
           <w:color w:val="000000" w:themeColor="text1"/>
         </w:rPr>
-        <w:t>for Selecting the Kirkpatrick Model</w:t>
-      </w:r>
-    </w:p>
-    <w:p>
-      <w:pPr>
-        <w:spacing w:before="100" w:beforeAutospacing="1" w:after="100" w:afterAutospacing="1" w:line="480" w:lineRule="auto"/>
-        <w:rPr>
-          <w:color w:val="000000" w:themeColor="text1"/>
-        </w:rPr>
-      </w:pPr>
-      <w:r>
-        <w:rPr>
-          <w:color w:val="000000" w:themeColor="text1"/>
-        </w:rPr>
-        <w:t xml:space="preserve">Kirkpatrick model </w:t>
-      </w:r>
-      <w:r>
-        <w:rPr>
-          <w:color w:val="000000" w:themeColor="text1"/>
-        </w:rPr>
-        <w:t xml:space="preserve">published by Donald Kirkpatrick is </w:t>
-      </w:r>
-      <w:r>
-        <w:rPr>
-          <w:color w:val="000000" w:themeColor="text1"/>
-        </w:rPr>
-        <w:t xml:space="preserve">globally known as the most effective evaluation of training. </w:t>
-      </w:r>
-      <w:r>
-        <w:rPr>
-          <w:color w:val="000000" w:themeColor="text1"/>
-        </w:rPr>
-        <w:t>It is a key tool for evaluating training efficacy in an organization.</w:t>
+        <w:t xml:space="preserve"> </w:t>
       </w:r>
       <w:r>
         <w:rPr>
@@ -487,43 +419,7 @@
           <w:bCs/>
           <w:color w:val="000000" w:themeColor="text1"/>
         </w:rPr>
-        <w:t xml:space="preserve"> </w:t>
-      </w:r>
-      <w:r>
-        <w:rPr>
-          <w:color w:val="000000" w:themeColor="text1"/>
-        </w:rPr>
-        <w:t>(Groh, 2025)</w:t>
-      </w:r>
-      <w:r>
-        <w:rPr>
-          <w:color w:val="000000" w:themeColor="text1"/>
-        </w:rPr>
-        <w:t xml:space="preserve"> Its </w:t>
-      </w:r>
-      <w:r>
-        <w:rPr>
-          <w:color w:val="000000" w:themeColor="text1"/>
-        </w:rPr>
-        <w:t>f</w:t>
-      </w:r>
-      <w:r>
-        <w:rPr>
-          <w:color w:val="000000" w:themeColor="text1"/>
-        </w:rPr>
-        <w:t>l</w:t>
-      </w:r>
-      <w:r>
-        <w:rPr>
-          <w:color w:val="000000" w:themeColor="text1"/>
-        </w:rPr>
-        <w:t xml:space="preserve">exible and </w:t>
-      </w:r>
-      <w:r>
-        <w:rPr>
-          <w:color w:val="000000" w:themeColor="text1"/>
-        </w:rPr>
-        <w:t xml:space="preserve">comprehensive evaluation framework assesses training and program effectiveness across four levels: Reaction, Learning, Behavior, and Results. </w:t>
+        <w:t>for Selecting the Kirkpatrick Model</w:t>
       </w:r>
     </w:p>
     <w:p>
@@ -537,316 +433,325 @@
         <w:rPr>
           <w:color w:val="000000" w:themeColor="text1"/>
         </w:rPr>
-        <w:t>Barcoding project nature spans from staff training to the functionality of the system and patient safety outcomes. Kirkpatrick model provides a structured progressive evaluation helping team member</w:t>
-      </w:r>
-      <w:r>
-        <w:rPr>
-          <w:color w:val="000000" w:themeColor="text1"/>
-        </w:rPr>
-        <w:t xml:space="preserve">s capture </w:t>
-      </w:r>
-      <w:r>
-        <w:rPr>
-          <w:color w:val="000000" w:themeColor="text1"/>
-        </w:rPr>
-        <w:t>technical implementation a</w:t>
-      </w:r>
-      <w:r>
-        <w:rPr>
-          <w:color w:val="000000" w:themeColor="text1"/>
-        </w:rPr>
-        <w:t xml:space="preserve">nd how well staff adapt, how workflow is affected, and if the barcode goals of decreasing documentation errors and increasing safety are achieved. This can be a good fit for a healthcare quality improvement project as it evaluates multiple stakeholder perspectives supporting both long-term and short-term assessment goals. </w:t>
-      </w:r>
-    </w:p>
-    <w:p>
-      <w:pPr>
-        <w:spacing w:before="100" w:beforeAutospacing="1" w:after="100" w:afterAutospacing="1" w:line="480" w:lineRule="auto"/>
-        <w:rPr>
-          <w:rFonts w:eastAsiaTheme="minorHAnsi"/>
-          <w:color w:val="000000" w:themeColor="text1"/>
-        </w:rPr>
-      </w:pPr>
-      <w:r>
-        <w:rPr>
-          <w:color w:val="000000" w:themeColor="text1"/>
-        </w:rPr>
-        <w:lastRenderedPageBreak/>
-        <w:t xml:space="preserve">This study </w:t>
-      </w:r>
-      <w:r>
-        <w:rPr>
-          <w:color w:val="000000" w:themeColor="text1"/>
-        </w:rPr>
-        <w:t xml:space="preserve">done by Zhang, Y., et al </w:t>
-      </w:r>
-      <w:r>
-        <w:rPr>
-          <w:color w:val="000000" w:themeColor="text1"/>
-        </w:rPr>
-        <w:t>u</w:t>
-      </w:r>
-      <w:r>
-        <w:rPr>
-          <w:color w:val="000000" w:themeColor="text1"/>
-        </w:rPr>
-        <w:t>sed</w:t>
-      </w:r>
-      <w:r>
-        <w:rPr>
-          <w:color w:val="000000" w:themeColor="text1"/>
-        </w:rPr>
-        <w:t xml:space="preserve"> the Kirkpatrick Model to assess a rehabilitation nursing training program,</w:t>
-      </w:r>
-      <w:r>
-        <w:rPr>
-          <w:color w:val="000000" w:themeColor="text1"/>
-        </w:rPr>
-        <w:t xml:space="preserve"> that </w:t>
-      </w:r>
-      <w:r>
-        <w:rPr>
-          <w:color w:val="000000" w:themeColor="text1"/>
-        </w:rPr>
-        <w:t>demonstra</w:t>
-      </w:r>
-      <w:r>
-        <w:rPr>
-          <w:color w:val="000000" w:themeColor="text1"/>
-        </w:rPr>
-        <w:t xml:space="preserve">ted its </w:t>
-      </w:r>
-      <w:r>
-        <w:rPr>
-          <w:color w:val="000000" w:themeColor="text1"/>
-        </w:rPr>
-        <w:t xml:space="preserve">effectiveness in training outcomes </w:t>
-      </w:r>
-      <w:r>
-        <w:rPr>
-          <w:color w:val="000000" w:themeColor="text1"/>
-        </w:rPr>
-        <w:t xml:space="preserve">evaluation </w:t>
-      </w:r>
-      <w:r>
-        <w:rPr>
-          <w:color w:val="000000" w:themeColor="text1"/>
-        </w:rPr>
-        <w:t xml:space="preserve">across all four levels. </w:t>
-      </w:r>
-      <w:r>
-        <w:rPr>
-          <w:rStyle w:val="relative"/>
-          <w:color w:val="000000" w:themeColor="text1"/>
-        </w:rPr>
-        <w:t xml:space="preserve">This systematic review </w:t>
-      </w:r>
-      <w:r>
-        <w:rPr>
-          <w:rStyle w:val="relative"/>
-          <w:color w:val="000000" w:themeColor="text1"/>
-        </w:rPr>
-        <w:t>of</w:t>
-      </w:r>
-      <w:r>
-        <w:rPr>
-          <w:rStyle w:val="relative"/>
-          <w:color w:val="000000" w:themeColor="text1"/>
-        </w:rPr>
-        <w:t xml:space="preserve"> the model </w:t>
-      </w:r>
-      <w:r>
-        <w:rPr>
-          <w:rStyle w:val="relative"/>
-          <w:color w:val="000000" w:themeColor="text1"/>
-        </w:rPr>
-        <w:t>examines the</w:t>
-      </w:r>
-      <w:r>
-        <w:rPr>
-          <w:rStyle w:val="relative"/>
-          <w:color w:val="000000" w:themeColor="text1"/>
-        </w:rPr>
-        <w:t xml:space="preserve"> </w:t>
-      </w:r>
-      <w:r>
-        <w:rPr>
-          <w:rStyle w:val="relative"/>
-          <w:color w:val="000000" w:themeColor="text1"/>
-        </w:rPr>
-        <w:t>barcode medication administration (BCMA) system</w:t>
-      </w:r>
-      <w:r>
-        <w:rPr>
-          <w:rStyle w:val="relative"/>
-          <w:color w:val="000000" w:themeColor="text1"/>
-        </w:rPr>
-        <w:t xml:space="preserve"> </w:t>
-      </w:r>
-      <w:r>
-        <w:rPr>
-          <w:rStyle w:val="relative"/>
-          <w:color w:val="000000" w:themeColor="text1"/>
-        </w:rPr>
-        <w:t>effectiveness i</w:t>
-      </w:r>
-      <w:r>
-        <w:rPr>
-          <w:rStyle w:val="relative"/>
-          <w:color w:val="000000" w:themeColor="text1"/>
-        </w:rPr>
-        <w:t xml:space="preserve">n </w:t>
-      </w:r>
-      <w:r>
-        <w:rPr>
-          <w:rStyle w:val="relative"/>
-          <w:color w:val="000000" w:themeColor="text1"/>
-        </w:rPr>
-        <w:t xml:space="preserve">decreasing </w:t>
-      </w:r>
-      <w:r>
-        <w:rPr>
-          <w:rStyle w:val="relative"/>
-          <w:color w:val="000000" w:themeColor="text1"/>
-        </w:rPr>
-        <w:t xml:space="preserve">medication errors and </w:t>
-      </w:r>
-      <w:r>
-        <w:rPr>
-          <w:rStyle w:val="relative"/>
-          <w:color w:val="000000" w:themeColor="text1"/>
-        </w:rPr>
-        <w:t>increasing patient</w:t>
-      </w:r>
-      <w:r>
-        <w:rPr>
-          <w:rStyle w:val="relative"/>
-          <w:color w:val="000000" w:themeColor="text1"/>
-        </w:rPr>
-        <w:t xml:space="preserve"> safety, confirming their positive impact in </w:t>
-      </w:r>
-      <w:r>
-        <w:rPr>
-          <w:rStyle w:val="relative"/>
-          <w:color w:val="000000" w:themeColor="text1"/>
-        </w:rPr>
-        <w:t>different</w:t>
-      </w:r>
-      <w:r>
-        <w:rPr>
-          <w:rStyle w:val="relative"/>
-          <w:color w:val="000000" w:themeColor="text1"/>
-        </w:rPr>
-        <w:t xml:space="preserve"> healthcare settings</w:t>
-      </w:r>
-      <w:r>
-        <w:rPr>
-          <w:rStyle w:val="relative"/>
-          <w:color w:val="000000" w:themeColor="text1"/>
-        </w:rPr>
-        <w:t xml:space="preserve"> </w:t>
-      </w:r>
-      <w:r>
-        <w:rPr>
-          <w:rStyle w:val="Strong"/>
-          <w:color w:val="000000" w:themeColor="text1"/>
-        </w:rPr>
-        <w:t>(</w:t>
-      </w:r>
-      <w:proofErr w:type="spellStart"/>
-      <w:r>
-        <w:rPr>
-          <w:rStyle w:val="Strong"/>
-          <w:color w:val="000000" w:themeColor="text1"/>
-        </w:rPr>
-        <w:t>Aloufi</w:t>
-      </w:r>
-      <w:proofErr w:type="spellEnd"/>
-      <w:r>
-        <w:rPr>
-          <w:rStyle w:val="Strong"/>
-          <w:color w:val="000000" w:themeColor="text1"/>
-        </w:rPr>
-        <w:t>, S. S. (2021).</w:t>
-      </w:r>
-    </w:p>
-    <w:p>
-      <w:pPr>
-        <w:spacing w:before="100" w:beforeAutospacing="1" w:after="100" w:afterAutospacing="1" w:line="480" w:lineRule="auto"/>
-        <w:rPr>
-          <w:color w:val="000000" w:themeColor="text1"/>
-        </w:rPr>
-      </w:pPr>
+        <w:t xml:space="preserve">Kirkpatrick model </w:t>
+      </w:r>
+      <w:r>
+        <w:rPr>
+          <w:color w:val="000000" w:themeColor="text1"/>
+        </w:rPr>
+        <w:t>published by Donald Kirkpatrick is globally known as the most effective evaluation of training. It is a key tool for evaluating training efficacy in an organization.</w:t>
+      </w:r>
       <w:r>
         <w:rPr>
           <w:b/>
           <w:bCs/>
           <w:color w:val="000000" w:themeColor="text1"/>
         </w:rPr>
-        <w:t>Plan Using the Kirkpatrick Model</w:t>
+        <w:t xml:space="preserve"> </w:t>
+      </w:r>
+      <w:r>
+        <w:rPr>
+          <w:color w:val="000000" w:themeColor="text1"/>
+        </w:rPr>
+        <w:t>(Groh, 2025)</w:t>
+      </w:r>
+      <w:r>
+        <w:rPr>
+          <w:color w:val="000000" w:themeColor="text1"/>
+        </w:rPr>
+        <w:t xml:space="preserve"> Its </w:t>
+      </w:r>
+      <w:r>
+        <w:rPr>
+          <w:color w:val="000000" w:themeColor="text1"/>
+        </w:rPr>
+        <w:t>f</w:t>
+      </w:r>
+      <w:r>
+        <w:rPr>
+          <w:color w:val="000000" w:themeColor="text1"/>
+        </w:rPr>
+        <w:t>l</w:t>
+      </w:r>
+      <w:r>
+        <w:rPr>
+          <w:color w:val="000000" w:themeColor="text1"/>
+        </w:rPr>
+        <w:t xml:space="preserve">exible and </w:t>
+      </w:r>
+      <w:r>
+        <w:rPr>
+          <w:color w:val="000000" w:themeColor="text1"/>
+        </w:rPr>
+        <w:t xml:space="preserve">comprehensive evaluation framework assesses training and program effectiveness across four levels: Reaction, Learning, Behavior, and Results. </w:t>
       </w:r>
     </w:p>
     <w:p>
       <w:pPr>
         <w:spacing w:before="100" w:beforeAutospacing="1" w:after="100" w:afterAutospacing="1" w:line="480" w:lineRule="auto"/>
+        <w:rPr>
+          <w:color w:val="000000" w:themeColor="text1"/>
+        </w:rPr>
+      </w:pPr>
+      <w:r>
+        <w:rPr>
+          <w:color w:val="000000" w:themeColor="text1"/>
+        </w:rPr>
+        <w:t>Barcoding project nature spans from staff training to the functionality of the system and patient safety outcomes. Kirkpatrick model provides a structured progressive evaluation helping team member</w:t>
+      </w:r>
+      <w:r>
+        <w:rPr>
+          <w:color w:val="000000" w:themeColor="text1"/>
+        </w:rPr>
+        <w:t xml:space="preserve">s capture </w:t>
+      </w:r>
+      <w:r>
+        <w:rPr>
+          <w:color w:val="000000" w:themeColor="text1"/>
+        </w:rPr>
+        <w:t>technical implementation a</w:t>
+      </w:r>
+      <w:r>
+        <w:rPr>
+          <w:color w:val="000000" w:themeColor="text1"/>
+        </w:rPr>
+        <w:t xml:space="preserve">nd how well staff adapt, how workflow is affected, and if the barcode goals of decreasing documentation errors and increasing safety are achieved. </w:t>
+      </w:r>
+      <w:r>
+        <w:rPr>
+          <w:color w:val="000000" w:themeColor="text1"/>
+        </w:rPr>
+        <w:lastRenderedPageBreak/>
+        <w:t xml:space="preserve">This can be a good fit for a healthcare quality improvement project as it evaluates multiple stakeholder perspectives supporting both long-term and short-term assessment goals. </w:t>
+      </w:r>
+    </w:p>
+    <w:p>
+      <w:pPr>
+        <w:spacing w:before="100" w:beforeAutospacing="1" w:after="100" w:afterAutospacing="1" w:line="480" w:lineRule="auto"/>
+        <w:rPr>
+          <w:rFonts w:eastAsiaTheme="minorHAnsi"/>
+          <w:color w:val="000000" w:themeColor="text1"/>
+        </w:rPr>
+      </w:pPr>
+      <w:r>
+        <w:rPr>
+          <w:color w:val="000000" w:themeColor="text1"/>
+        </w:rPr>
+        <w:t xml:space="preserve">This study </w:t>
+      </w:r>
+      <w:r>
+        <w:rPr>
+          <w:color w:val="000000" w:themeColor="text1"/>
+        </w:rPr>
+        <w:t xml:space="preserve">done by Zhang, Y., et al </w:t>
+      </w:r>
+      <w:r>
+        <w:rPr>
+          <w:color w:val="000000" w:themeColor="text1"/>
+        </w:rPr>
+        <w:t>u</w:t>
+      </w:r>
+      <w:r>
+        <w:rPr>
+          <w:color w:val="000000" w:themeColor="text1"/>
+        </w:rPr>
+        <w:t>sed</w:t>
+      </w:r>
+      <w:r>
+        <w:rPr>
+          <w:color w:val="000000" w:themeColor="text1"/>
+        </w:rPr>
+        <w:t xml:space="preserve"> the Kirkpatrick Model to assess a rehabilitation nursing training program,</w:t>
+      </w:r>
+      <w:r>
+        <w:rPr>
+          <w:color w:val="000000" w:themeColor="text1"/>
+        </w:rPr>
+        <w:t xml:space="preserve"> that </w:t>
+      </w:r>
+      <w:r>
+        <w:rPr>
+          <w:color w:val="000000" w:themeColor="text1"/>
+        </w:rPr>
+        <w:t>demonstra</w:t>
+      </w:r>
+      <w:r>
+        <w:rPr>
+          <w:color w:val="000000" w:themeColor="text1"/>
+        </w:rPr>
+        <w:t xml:space="preserve">ted its </w:t>
+      </w:r>
+      <w:r>
+        <w:rPr>
+          <w:color w:val="000000" w:themeColor="text1"/>
+        </w:rPr>
+        <w:t xml:space="preserve">effectiveness in training outcomes </w:t>
+      </w:r>
+      <w:r>
+        <w:rPr>
+          <w:color w:val="000000" w:themeColor="text1"/>
+        </w:rPr>
+        <w:t xml:space="preserve">evaluation </w:t>
+      </w:r>
+      <w:r>
+        <w:rPr>
+          <w:color w:val="000000" w:themeColor="text1"/>
+        </w:rPr>
+        <w:t xml:space="preserve">across all four levels. </w:t>
+      </w:r>
+      <w:r>
+        <w:rPr>
+          <w:rStyle w:val="relative"/>
+          <w:color w:val="000000" w:themeColor="text1"/>
+        </w:rPr>
+        <w:t xml:space="preserve">This systematic review </w:t>
+      </w:r>
+      <w:r>
+        <w:rPr>
+          <w:rStyle w:val="relative"/>
+          <w:color w:val="000000" w:themeColor="text1"/>
+        </w:rPr>
+        <w:t>of</w:t>
+      </w:r>
+      <w:r>
+        <w:rPr>
+          <w:rStyle w:val="relative"/>
+          <w:color w:val="000000" w:themeColor="text1"/>
+        </w:rPr>
+        <w:t xml:space="preserve"> the model </w:t>
+      </w:r>
+      <w:r>
+        <w:rPr>
+          <w:rStyle w:val="relative"/>
+          <w:color w:val="000000" w:themeColor="text1"/>
+        </w:rPr>
+        <w:t>examines the</w:t>
+      </w:r>
+      <w:r>
+        <w:rPr>
+          <w:rStyle w:val="relative"/>
+          <w:color w:val="000000" w:themeColor="text1"/>
+        </w:rPr>
+        <w:t xml:space="preserve"> </w:t>
+      </w:r>
+      <w:r>
+        <w:rPr>
+          <w:rStyle w:val="relative"/>
+          <w:color w:val="000000" w:themeColor="text1"/>
+        </w:rPr>
+        <w:t>barcode medication administration (BCMA) system</w:t>
+      </w:r>
+      <w:r>
+        <w:rPr>
+          <w:rStyle w:val="relative"/>
+          <w:color w:val="000000" w:themeColor="text1"/>
+        </w:rPr>
+        <w:t xml:space="preserve"> </w:t>
+      </w:r>
+      <w:r>
+        <w:rPr>
+          <w:rStyle w:val="relative"/>
+          <w:color w:val="000000" w:themeColor="text1"/>
+        </w:rPr>
+        <w:t>effectiveness i</w:t>
+      </w:r>
+      <w:r>
+        <w:rPr>
+          <w:rStyle w:val="relative"/>
+          <w:color w:val="000000" w:themeColor="text1"/>
+        </w:rPr>
+        <w:t xml:space="preserve">n </w:t>
+      </w:r>
+      <w:r>
+        <w:rPr>
+          <w:rStyle w:val="relative"/>
+          <w:color w:val="000000" w:themeColor="text1"/>
+        </w:rPr>
+        <w:t xml:space="preserve">decreasing </w:t>
+      </w:r>
+      <w:r>
+        <w:rPr>
+          <w:rStyle w:val="relative"/>
+          <w:color w:val="000000" w:themeColor="text1"/>
+        </w:rPr>
+        <w:t xml:space="preserve">medication errors and </w:t>
+      </w:r>
+      <w:r>
+        <w:rPr>
+          <w:rStyle w:val="relative"/>
+          <w:color w:val="000000" w:themeColor="text1"/>
+        </w:rPr>
+        <w:t>increasing patient</w:t>
+      </w:r>
+      <w:r>
+        <w:rPr>
+          <w:rStyle w:val="relative"/>
+          <w:color w:val="000000" w:themeColor="text1"/>
+        </w:rPr>
+        <w:t xml:space="preserve"> safety, confirming their positive impact in </w:t>
+      </w:r>
+      <w:r>
+        <w:rPr>
+          <w:rStyle w:val="relative"/>
+          <w:color w:val="000000" w:themeColor="text1"/>
+        </w:rPr>
+        <w:t>different</w:t>
+      </w:r>
+      <w:r>
+        <w:rPr>
+          <w:rStyle w:val="relative"/>
+          <w:color w:val="000000" w:themeColor="text1"/>
+        </w:rPr>
+        <w:t xml:space="preserve"> healthcare settings </w:t>
+      </w:r>
+      <w:r>
+        <w:rPr>
+          <w:rStyle w:val="Strong"/>
+          <w:color w:val="000000" w:themeColor="text1"/>
+        </w:rPr>
+        <w:t>(</w:t>
+      </w:r>
+      <w:proofErr w:type="spellStart"/>
+      <w:r>
+        <w:rPr>
+          <w:rStyle w:val="Strong"/>
+          <w:color w:val="000000" w:themeColor="text1"/>
+        </w:rPr>
+        <w:t>Aloufi</w:t>
+      </w:r>
+      <w:proofErr w:type="spellEnd"/>
+      <w:r>
+        <w:rPr>
+          <w:rStyle w:val="Strong"/>
+          <w:color w:val="000000" w:themeColor="text1"/>
+        </w:rPr>
+        <w:t>, S. S. (2021).</w:t>
+      </w:r>
+    </w:p>
+    <w:p>
+      <w:pPr>
+        <w:spacing w:before="100" w:beforeAutospacing="1" w:after="100" w:afterAutospacing="1" w:line="480" w:lineRule="auto"/>
+        <w:rPr>
+          <w:color w:val="000000" w:themeColor="text1"/>
+        </w:rPr>
+      </w:pPr>
+      <w:r>
         <w:rPr>
           <w:b/>
           <w:bCs/>
           <w:color w:val="000000" w:themeColor="text1"/>
         </w:rPr>
-      </w:pPr>
-      <w:r>
+        <w:t>Plan Using the Kirkpatrick Model</w:t>
+      </w:r>
+    </w:p>
+    <w:p>
+      <w:pPr>
+        <w:spacing w:before="100" w:beforeAutospacing="1" w:after="100" w:afterAutospacing="1" w:line="480" w:lineRule="auto"/>
         <w:rPr>
           <w:b/>
           <w:bCs/>
           <w:color w:val="000000" w:themeColor="text1"/>
         </w:rPr>
-        <w:t>Level 1: Reaction</w:t>
-      </w:r>
-    </w:p>
-    <w:p>
-      <w:pPr>
-        <w:spacing w:before="100" w:beforeAutospacing="1" w:after="100" w:afterAutospacing="1" w:line="480" w:lineRule="auto"/>
-        <w:rPr>
-          <w:color w:val="000000" w:themeColor="text1"/>
-        </w:rPr>
-      </w:pPr>
-      <w:r>
-        <w:rPr>
-          <w:color w:val="000000" w:themeColor="text1"/>
-        </w:rPr>
-        <w:t xml:space="preserve">The goal of this level is to measure the staff’s instant reaction or response to the barcode system and the training provided. It can be done within a week of the training phase. This is done using Surveys and feedback forms that </w:t>
-      </w:r>
-      <w:r>
-        <w:rPr>
-          <w:color w:val="000000" w:themeColor="text1"/>
-        </w:rPr>
-        <w:t>are</w:t>
-      </w:r>
-      <w:r>
-        <w:rPr>
-          <w:color w:val="000000" w:themeColor="text1"/>
-        </w:rPr>
-        <w:t xml:space="preserve"> distributed to everyone involved in the rollout. Questions will assess training satisfaction, confidence </w:t>
-      </w:r>
-      <w:r>
-        <w:rPr>
-          <w:color w:val="000000" w:themeColor="text1"/>
-        </w:rPr>
-        <w:t xml:space="preserve">in </w:t>
-      </w:r>
-      <w:r>
-        <w:rPr>
-          <w:color w:val="000000" w:themeColor="text1"/>
-        </w:rPr>
-        <w:t xml:space="preserve">using a new tool, and perceived usefulness of the barcode system. </w:t>
-      </w:r>
-    </w:p>
-    <w:p>
-      <w:pPr>
-        <w:spacing w:before="100" w:beforeAutospacing="1" w:after="100" w:afterAutospacing="1" w:line="480" w:lineRule="auto"/>
-        <w:rPr>
-          <w:color w:val="000000" w:themeColor="text1"/>
-        </w:rPr>
       </w:pPr>
       <w:r>
         <w:rPr>
@@ -854,125 +759,103 @@
           <w:bCs/>
           <w:color w:val="000000" w:themeColor="text1"/>
         </w:rPr>
-        <w:t>Level 2: Learning</w:t>
+        <w:t>Level 1: Reaction</w:t>
       </w:r>
     </w:p>
     <w:p>
       <w:pPr>
         <w:spacing w:before="100" w:beforeAutospacing="1" w:after="100" w:afterAutospacing="1" w:line="480" w:lineRule="auto"/>
+        <w:rPr>
+          <w:color w:val="000000" w:themeColor="text1"/>
+        </w:rPr>
+      </w:pPr>
+      <w:r>
+        <w:rPr>
+          <w:color w:val="000000" w:themeColor="text1"/>
+        </w:rPr>
+        <w:t xml:space="preserve">The goal of this level is to measure the staff’s instant reaction or response to the barcode system and the training provided. It can be done within a week of the training phase. This is done using Surveys and feedback forms that </w:t>
+      </w:r>
+      <w:r>
+        <w:rPr>
+          <w:color w:val="000000" w:themeColor="text1"/>
+        </w:rPr>
+        <w:t>are</w:t>
+      </w:r>
+      <w:r>
+        <w:rPr>
+          <w:color w:val="000000" w:themeColor="text1"/>
+        </w:rPr>
+        <w:t xml:space="preserve"> distributed to everyone involved in the rollout. Questions will assess training satisfaction, confidence </w:t>
+      </w:r>
+      <w:r>
+        <w:rPr>
+          <w:color w:val="000000" w:themeColor="text1"/>
+        </w:rPr>
+        <w:t xml:space="preserve">in </w:t>
+      </w:r>
+      <w:r>
+        <w:rPr>
+          <w:color w:val="000000" w:themeColor="text1"/>
+        </w:rPr>
+        <w:t xml:space="preserve">using a new tool, and perceived usefulness of the barcode system. </w:t>
+      </w:r>
+    </w:p>
+    <w:p>
+      <w:pPr>
+        <w:spacing w:before="100" w:beforeAutospacing="1" w:after="100" w:afterAutospacing="1" w:line="480" w:lineRule="auto"/>
+        <w:rPr>
+          <w:color w:val="000000" w:themeColor="text1"/>
+        </w:rPr>
+      </w:pPr>
+      <w:r>
         <w:rPr>
           <w:b/>
           <w:bCs/>
           <w:color w:val="000000" w:themeColor="text1"/>
         </w:rPr>
-      </w:pPr>
-      <w:r>
-        <w:rPr>
-          <w:color w:val="000000" w:themeColor="text1"/>
-        </w:rPr>
-        <w:t xml:space="preserve">The goal is to assess skills and knowledge gained in the training. This is done with </w:t>
-      </w:r>
-      <w:r>
-        <w:rPr>
-          <w:color w:val="000000" w:themeColor="text1"/>
-        </w:rPr>
-        <w:t>pre-</w:t>
-      </w:r>
-      <w:r>
-        <w:rPr>
-          <w:color w:val="000000" w:themeColor="text1"/>
-        </w:rPr>
-        <w:t xml:space="preserve"> and post-training quizzes for evaluating the understating of barcode systems such as scanning, error handling, and using label-generating systems. </w:t>
-      </w:r>
-      <w:r>
-        <w:rPr>
-          <w:color w:val="000000" w:themeColor="text1"/>
-        </w:rPr>
-        <w:br/>
-      </w:r>
-      <w:r>
+        <w:t>Level 2: Learning</w:t>
+      </w:r>
+    </w:p>
+    <w:p>
+      <w:pPr>
+        <w:spacing w:before="100" w:beforeAutospacing="1" w:after="100" w:afterAutospacing="1" w:line="480" w:lineRule="auto"/>
         <w:rPr>
           <w:b/>
           <w:bCs/>
           <w:color w:val="000000" w:themeColor="text1"/>
         </w:rPr>
-        <w:t>Level 3: Behavior</w:t>
-      </w:r>
-    </w:p>
-    <w:p>
-      <w:pPr>
-        <w:spacing w:before="100" w:beforeAutospacing="1" w:after="100" w:afterAutospacing="1" w:line="480" w:lineRule="auto"/>
+      </w:pPr>
+      <w:r>
+        <w:rPr>
+          <w:color w:val="000000" w:themeColor="text1"/>
+        </w:rPr>
+        <w:t xml:space="preserve">The goal is to assess skills and knowledge gained in the training. This is done with </w:t>
+      </w:r>
+      <w:r>
+        <w:rPr>
+          <w:color w:val="000000" w:themeColor="text1"/>
+        </w:rPr>
+        <w:t>pre-</w:t>
+      </w:r>
+      <w:r>
+        <w:rPr>
+          <w:color w:val="000000" w:themeColor="text1"/>
+        </w:rPr>
+        <w:t xml:space="preserve"> and post-training quizzes for evaluating the understating of barcode systems such as scanning, error handling, and using label-generating systems. </w:t>
+      </w:r>
+      <w:r>
+        <w:rPr>
+          <w:color w:val="000000" w:themeColor="text1"/>
+        </w:rPr>
+        <w:br/>
+      </w:r>
+      <w:r>
         <w:rPr>
           <w:b/>
           <w:bCs/>
           <w:color w:val="000000" w:themeColor="text1"/>
         </w:rPr>
-      </w:pPr>
-      <w:r>
-        <w:rPr>
-          <w:color w:val="000000" w:themeColor="text1"/>
-        </w:rPr>
-        <w:t xml:space="preserve">The goal is to determine if training </w:t>
-      </w:r>
-      <w:r>
-        <w:rPr>
-          <w:color w:val="000000" w:themeColor="text1"/>
-        </w:rPr>
-        <w:t>is</w:t>
-      </w:r>
-      <w:r>
-        <w:rPr>
-          <w:color w:val="000000" w:themeColor="text1"/>
-        </w:rPr>
-        <w:t xml:space="preserve"> applied effectively or not and this can be done with direct observation, peer evaluation</w:t>
-      </w:r>
-      <w:r>
-        <w:rPr>
-          <w:color w:val="000000" w:themeColor="text1"/>
-        </w:rPr>
-        <w:t>,</w:t>
-      </w:r>
-      <w:r>
-        <w:rPr>
-          <w:color w:val="000000" w:themeColor="text1"/>
-        </w:rPr>
-        <w:t xml:space="preserve"> </w:t>
-      </w:r>
-      <w:r>
-        <w:rPr>
-          <w:color w:val="000000" w:themeColor="text1"/>
-        </w:rPr>
-        <w:t>a</w:t>
-      </w:r>
-      <w:r>
-        <w:rPr>
-          <w:color w:val="000000" w:themeColor="text1"/>
-        </w:rPr>
-        <w:t xml:space="preserve">nd system audits to </w:t>
-      </w:r>
-      <w:r>
-        <w:rPr>
-          <w:color w:val="000000" w:themeColor="text1"/>
-        </w:rPr>
-        <w:t>observe</w:t>
-      </w:r>
-      <w:r>
-        <w:rPr>
-          <w:color w:val="000000" w:themeColor="text1"/>
-        </w:rPr>
-        <w:t xml:space="preserve"> compliance rate and behavior changes. This will be performed 1-2 month</w:t>
-      </w:r>
-      <w:r>
-        <w:rPr>
-          <w:color w:val="000000" w:themeColor="text1"/>
-        </w:rPr>
-        <w:t>s</w:t>
-      </w:r>
-      <w:r>
-        <w:rPr>
-          <w:color w:val="000000" w:themeColor="text1"/>
-        </w:rPr>
-        <w:t xml:space="preserve"> after implementation to capture behavior in practice. </w:t>
+        <w:t>Level 3: Behavior</w:t>
       </w:r>
     </w:p>
     <w:p>
@@ -986,11 +869,87 @@
       </w:pPr>
       <w:r>
         <w:rPr>
+          <w:color w:val="000000" w:themeColor="text1"/>
+        </w:rPr>
+        <w:lastRenderedPageBreak/>
+        <w:t xml:space="preserve">The goal is to determine if training </w:t>
+      </w:r>
+      <w:r>
+        <w:rPr>
+          <w:color w:val="000000" w:themeColor="text1"/>
+        </w:rPr>
+        <w:t>is</w:t>
+      </w:r>
+      <w:r>
+        <w:rPr>
+          <w:color w:val="000000" w:themeColor="text1"/>
+        </w:rPr>
+        <w:t xml:space="preserve"> applied effectively or not and this can be done with direct observation, peer evaluation</w:t>
+      </w:r>
+      <w:r>
+        <w:rPr>
+          <w:color w:val="000000" w:themeColor="text1"/>
+        </w:rPr>
+        <w:t>,</w:t>
+      </w:r>
+      <w:r>
+        <w:rPr>
+          <w:color w:val="000000" w:themeColor="text1"/>
+        </w:rPr>
+        <w:t xml:space="preserve"> </w:t>
+      </w:r>
+      <w:r>
+        <w:rPr>
+          <w:color w:val="000000" w:themeColor="text1"/>
+        </w:rPr>
+        <w:t>a</w:t>
+      </w:r>
+      <w:r>
+        <w:rPr>
+          <w:color w:val="000000" w:themeColor="text1"/>
+        </w:rPr>
+        <w:t xml:space="preserve">nd system audits to </w:t>
+      </w:r>
+      <w:r>
+        <w:rPr>
+          <w:color w:val="000000" w:themeColor="text1"/>
+        </w:rPr>
+        <w:t>observe</w:t>
+      </w:r>
+      <w:r>
+        <w:rPr>
+          <w:color w:val="000000" w:themeColor="text1"/>
+        </w:rPr>
+        <w:t xml:space="preserve"> compliance rate and behavior changes. This will be performed 1-2 month</w:t>
+      </w:r>
+      <w:r>
+        <w:rPr>
+          <w:color w:val="000000" w:themeColor="text1"/>
+        </w:rPr>
+        <w:t>s</w:t>
+      </w:r>
+      <w:r>
+        <w:rPr>
+          <w:color w:val="000000" w:themeColor="text1"/>
+        </w:rPr>
+        <w:t xml:space="preserve"> after implementation to capture behavior in practice. </w:t>
+      </w:r>
+    </w:p>
+    <w:p>
+      <w:pPr>
+        <w:spacing w:before="100" w:beforeAutospacing="1" w:after="100" w:afterAutospacing="1" w:line="480" w:lineRule="auto"/>
+        <w:rPr>
           <w:b/>
           <w:bCs/>
           <w:color w:val="000000" w:themeColor="text1"/>
         </w:rPr>
-        <w:lastRenderedPageBreak/>
+      </w:pPr>
+      <w:r>
+        <w:rPr>
+          <w:b/>
+          <w:bCs/>
+          <w:color w:val="000000" w:themeColor="text1"/>
+        </w:rPr>
         <w:t>Level 4: Results</w:t>
       </w:r>
     </w:p>
@@ -1500,23 +1459,7 @@
             <w:color w:val="000000" w:themeColor="text1"/>
             <w:shd w:val="clear" w:color="auto" w:fill="FFFFFF"/>
           </w:rPr>
-          <w:t>https://doi.org/10.1590/</w:t>
-        </w:r>
-        <w:r>
-          <w:rPr>
-            <w:rStyle w:val="Hyperlink"/>
-            <w:color w:val="000000" w:themeColor="text1"/>
-            <w:shd w:val="clear" w:color="auto" w:fill="FFFFFF"/>
-          </w:rPr>
-          <w:t>1</w:t>
-        </w:r>
-        <w:r>
-          <w:rPr>
-            <w:rStyle w:val="Hyperlink"/>
-            <w:color w:val="000000" w:themeColor="text1"/>
-            <w:shd w:val="clear" w:color="auto" w:fill="FFFFFF"/>
-          </w:rPr>
-          <w:t>518-8345.7250.4431</w:t>
+          <w:t>https://doi.org/10.1590/1518-8345.7250.4431</w:t>
         </w:r>
       </w:hyperlink>
     </w:p>
